--- a/Nueva carpeta/astro_mejoras.docx
+++ b/Nueva carpeta/astro_mejoras.docx
@@ -775,51 +775,1101 @@
           <w:szCs w:val="24"/>
           <w:lang w:eastAsia="es-ES"/>
         </w:rPr>
-        <w:t>FORECAST semanal – mensual - anual</w:t>
-      </w:r>
-    </w:p>
-    <w:p>
-      <w:pPr>
-        <w:rPr>
+        <w:t xml:space="preserve">FORECAST semanal – mensual </w:t>
+      </w:r>
+      <w:r>
+        <w:rPr>
+          <w:rFonts w:ascii="Times New Roman" w:eastAsia="Times New Roman" w:hAnsi="Times New Roman" w:cs="Times New Roman"/>
           <w:b/>
           <w:bCs/>
           <w:color w:val="FF0000"/>
-        </w:rPr>
-      </w:pPr>
-      <w:r>
-        <w:rPr>
+          <w:sz w:val="24"/>
+          <w:szCs w:val="24"/>
+          <w:lang w:eastAsia="es-ES"/>
+        </w:rPr>
+        <w:t>–</w:t>
+      </w:r>
+      <w:r>
+        <w:rPr>
+          <w:rFonts w:ascii="Times New Roman" w:eastAsia="Times New Roman" w:hAnsi="Times New Roman" w:cs="Times New Roman"/>
           <w:b/>
           <w:bCs/>
           <w:color w:val="FF0000"/>
+          <w:sz w:val="24"/>
+          <w:szCs w:val="24"/>
+          <w:lang w:eastAsia="es-ES"/>
+        </w:rPr>
+        <w:t xml:space="preserve"> anual</w:t>
+      </w:r>
+    </w:p>
+    <w:p>
+      <w:pPr>
+        <w:spacing w:before="100" w:beforeAutospacing="1" w:after="100" w:afterAutospacing="1" w:line="240" w:lineRule="auto"/>
+        <w:outlineLvl w:val="2"/>
+        <w:rPr>
+          <w:rFonts w:ascii="Times New Roman" w:eastAsia="Times New Roman" w:hAnsi="Times New Roman" w:cs="Times New Roman"/>
+          <w:b/>
+          <w:bCs/>
+          <w:sz w:val="27"/>
+          <w:szCs w:val="27"/>
+          <w:lang w:eastAsia="es-ES"/>
+        </w:rPr>
+      </w:pPr>
+      <w:r>
+        <w:rPr>
+          <w:rFonts w:ascii="Times New Roman" w:eastAsia="Times New Roman" w:hAnsi="Times New Roman" w:cs="Times New Roman"/>
+          <w:b/>
+          <w:bCs/>
+          <w:sz w:val="27"/>
+          <w:szCs w:val="27"/>
+          <w:lang w:eastAsia="es-ES"/>
         </w:rPr>
         <w:lastRenderedPageBreak/>
-        <w:t>HACER APARTADO DENTRO DE ENERGÍA DEL DÍA</w:t>
-      </w:r>
-    </w:p>
-    <w:p>
-      <w:r>
-        <w:t>1. ¿El día favorece tendencia o caos?</w:t>
-      </w:r>
-    </w:p>
-    <w:p>
-      <w:r>
-        <w:t>2. ¿Hay energía expansiva o contractiva?</w:t>
-      </w:r>
-    </w:p>
-    <w:p>
-      <w:r>
-        <w:t>3. ¿Hay riesgo de fake breakout?</w:t>
-      </w:r>
-    </w:p>
-    <w:p>
-      <w:r>
-        <w:t>4. ¿La volatilidad favorece continuation o reversal?</w:t>
-      </w:r>
-    </w:p>
-    <w:p>
-      <w:r>
-        <w:t>5. ¿El momentum está creciendo o agotándose?</w:t>
-      </w:r>
+        <w:t>ORDEN DE PRIORIDAD</w:t>
+      </w:r>
+    </w:p>
+    <w:p>
+      <w:pPr>
+        <w:spacing w:before="100" w:beforeAutospacing="1" w:after="100" w:afterAutospacing="1" w:line="240" w:lineRule="auto"/>
+        <w:outlineLvl w:val="2"/>
+        <w:rPr>
+          <w:rFonts w:ascii="Times New Roman" w:eastAsia="Times New Roman" w:hAnsi="Times New Roman" w:cs="Times New Roman"/>
+          <w:b/>
+          <w:bCs/>
+          <w:sz w:val="27"/>
+          <w:szCs w:val="27"/>
+          <w:lang w:eastAsia="es-ES"/>
+        </w:rPr>
+      </w:pPr>
+      <w:r>
+        <w:rPr>
+          <w:rFonts w:ascii="Times New Roman" w:eastAsia="Times New Roman" w:hAnsi="Times New Roman" w:cs="Times New Roman"/>
+          <w:b/>
+          <w:bCs/>
+          <w:sz w:val="27"/>
+          <w:szCs w:val="27"/>
+          <w:lang w:eastAsia="es-ES"/>
+        </w:rPr>
+        <w:t>Nivel A (crítico)</w:t>
+      </w:r>
+    </w:p>
+    <w:p>
+      <w:pPr>
+        <w:tabs>
+          <w:tab w:val="left" w:pos="916"/>
+          <w:tab w:val="left" w:pos="1832"/>
+          <w:tab w:val="left" w:pos="2748"/>
+          <w:tab w:val="left" w:pos="3664"/>
+          <w:tab w:val="left" w:pos="4580"/>
+          <w:tab w:val="left" w:pos="5496"/>
+          <w:tab w:val="left" w:pos="6412"/>
+          <w:tab w:val="left" w:pos="7328"/>
+          <w:tab w:val="left" w:pos="8244"/>
+          <w:tab w:val="left" w:pos="9160"/>
+          <w:tab w:val="left" w:pos="10076"/>
+          <w:tab w:val="left" w:pos="10992"/>
+          <w:tab w:val="left" w:pos="11908"/>
+          <w:tab w:val="left" w:pos="12824"/>
+          <w:tab w:val="left" w:pos="13740"/>
+          <w:tab w:val="left" w:pos="14656"/>
+        </w:tabs>
+        <w:spacing w:after="0" w:line="240" w:lineRule="auto"/>
+        <w:rPr>
+          <w:rFonts w:ascii="Courier New" w:eastAsia="Times New Roman" w:hAnsi="Courier New" w:cs="Courier New"/>
+          <w:sz w:val="20"/>
+          <w:szCs w:val="20"/>
+          <w:lang w:eastAsia="es-ES"/>
+        </w:rPr>
+      </w:pPr>
+      <w:r>
+        <w:rPr>
+          <w:rFonts w:ascii="Courier New" w:eastAsia="Times New Roman" w:hAnsi="Courier New" w:cs="Courier New"/>
+          <w:sz w:val="20"/>
+          <w:szCs w:val="20"/>
+          <w:lang w:eastAsia="es-ES"/>
+        </w:rPr>
+        <w:t>1. Relaciones planetarias (conjunciones y aspectos)</w:t>
+      </w:r>
+      <w:r>
+        <w:rPr>
+          <w:rFonts w:ascii="Courier New" w:eastAsia="Times New Roman" w:hAnsi="Courier New" w:cs="Courier New"/>
+          <w:sz w:val="20"/>
+          <w:szCs w:val="20"/>
+          <w:lang w:eastAsia="es-ES"/>
+        </w:rPr>
+        <w:br/>
+        <w:t>2. Estado directo/retrógrado</w:t>
+      </w:r>
+      <w:r>
+        <w:rPr>
+          <w:rFonts w:ascii="Courier New" w:eastAsia="Times New Roman" w:hAnsi="Courier New" w:cs="Courier New"/>
+          <w:sz w:val="20"/>
+          <w:szCs w:val="20"/>
+          <w:lang w:eastAsia="es-ES"/>
+        </w:rPr>
+        <w:br/>
+        <w:t>3. Signo donde ocurre la relación</w:t>
+      </w:r>
+      <w:r>
+        <w:rPr>
+          <w:rFonts w:ascii="Courier New" w:eastAsia="Times New Roman" w:hAnsi="Courier New" w:cs="Courier New"/>
+          <w:sz w:val="20"/>
+          <w:szCs w:val="20"/>
+          <w:lang w:eastAsia="es-ES"/>
+        </w:rPr>
+        <w:br/>
+        <w:t>4. Clusters / stelliums</w:t>
+      </w:r>
+      <w:r>
+        <w:rPr>
+          <w:rFonts w:ascii="Courier New" w:eastAsia="Times New Roman" w:hAnsi="Courier New" w:cs="Courier New"/>
+          <w:sz w:val="20"/>
+          <w:szCs w:val="20"/>
+          <w:lang w:eastAsia="es-ES"/>
+        </w:rPr>
+        <w:br/>
+        <w:t>5. Rahu y Ketu</w:t>
+      </w:r>
+      <w:r>
+        <w:rPr>
+          <w:rFonts w:ascii="Courier New" w:eastAsia="Times New Roman" w:hAnsi="Courier New" w:cs="Courier New"/>
+          <w:sz w:val="20"/>
+          <w:szCs w:val="20"/>
+          <w:lang w:eastAsia="es-ES"/>
+        </w:rPr>
+        <w:br/>
+        <w:t>6. Júpiter</w:t>
+      </w:r>
+      <w:r>
+        <w:rPr>
+          <w:rFonts w:ascii="Courier New" w:eastAsia="Times New Roman" w:hAnsi="Courier New" w:cs="Courier New"/>
+          <w:sz w:val="20"/>
+          <w:szCs w:val="20"/>
+          <w:lang w:eastAsia="es-ES"/>
+        </w:rPr>
+        <w:br/>
+        <w:t>7. Saturno</w:t>
+      </w:r>
+      <w:r>
+        <w:rPr>
+          <w:rFonts w:ascii="Courier New" w:eastAsia="Times New Roman" w:hAnsi="Courier New" w:cs="Courier New"/>
+          <w:sz w:val="20"/>
+          <w:szCs w:val="20"/>
+          <w:lang w:eastAsia="es-ES"/>
+        </w:rPr>
+        <w:br/>
+        <w:t>8. Marte</w:t>
+      </w:r>
+      <w:r>
+        <w:rPr>
+          <w:rFonts w:ascii="Courier New" w:eastAsia="Times New Roman" w:hAnsi="Courier New" w:cs="Courier New"/>
+          <w:sz w:val="20"/>
+          <w:szCs w:val="20"/>
+          <w:lang w:eastAsia="es-ES"/>
+        </w:rPr>
+        <w:br/>
+        <w:t>9. Mercurio</w:t>
+      </w:r>
+    </w:p>
+    <w:p>
+      <w:pPr>
+        <w:spacing w:before="100" w:beforeAutospacing="1" w:after="100" w:afterAutospacing="1" w:line="240" w:lineRule="auto"/>
+        <w:rPr>
+          <w:rFonts w:ascii="Times New Roman" w:eastAsia="Times New Roman" w:hAnsi="Times New Roman" w:cs="Times New Roman"/>
+          <w:sz w:val="24"/>
+          <w:szCs w:val="24"/>
+          <w:lang w:eastAsia="es-ES"/>
+        </w:rPr>
+      </w:pPr>
+      <w:r>
+        <w:rPr>
+          <w:rFonts w:ascii="Times New Roman" w:eastAsia="Times New Roman" w:hAnsi="Times New Roman" w:cs="Times New Roman"/>
+          <w:sz w:val="24"/>
+          <w:szCs w:val="24"/>
+          <w:lang w:eastAsia="es-ES"/>
+        </w:rPr>
+        <w:t>Porque aquí nace la mayor parte de la energía direccional y de volatilidad.</w:t>
+      </w:r>
+    </w:p>
+    <w:p>
+      <w:pPr>
+        <w:spacing w:after="0" w:line="240" w:lineRule="auto"/>
+        <w:rPr>
+          <w:rFonts w:ascii="Times New Roman" w:eastAsia="Times New Roman" w:hAnsi="Times New Roman" w:cs="Times New Roman"/>
+          <w:sz w:val="24"/>
+          <w:szCs w:val="24"/>
+          <w:lang w:eastAsia="es-ES"/>
+        </w:rPr>
+      </w:pPr>
+      <w:r>
+        <w:rPr>
+          <w:rFonts w:ascii="Times New Roman" w:eastAsia="Times New Roman" w:hAnsi="Times New Roman" w:cs="Times New Roman"/>
+          <w:sz w:val="24"/>
+          <w:szCs w:val="24"/>
+          <w:lang w:eastAsia="es-ES"/>
+        </w:rPr>
+        <w:pict w14:anchorId="0E127EB0">
+          <v:rect id="_x0000_i1025" style="width:0;height:1.5pt" o:hralign="center" o:hrstd="t" o:hr="t" fillcolor="#a0a0a0" stroked="f"/>
+        </w:pict>
+      </w:r>
+    </w:p>
+    <w:p>
+      <w:pPr>
+        <w:spacing w:before="100" w:beforeAutospacing="1" w:after="100" w:afterAutospacing="1" w:line="240" w:lineRule="auto"/>
+        <w:outlineLvl w:val="2"/>
+        <w:rPr>
+          <w:rFonts w:ascii="Times New Roman" w:eastAsia="Times New Roman" w:hAnsi="Times New Roman" w:cs="Times New Roman"/>
+          <w:b/>
+          <w:bCs/>
+          <w:sz w:val="27"/>
+          <w:szCs w:val="27"/>
+          <w:lang w:eastAsia="es-ES"/>
+        </w:rPr>
+      </w:pPr>
+      <w:r>
+        <w:rPr>
+          <w:rFonts w:ascii="Times New Roman" w:eastAsia="Times New Roman" w:hAnsi="Times New Roman" w:cs="Times New Roman"/>
+          <w:b/>
+          <w:bCs/>
+          <w:sz w:val="27"/>
+          <w:szCs w:val="27"/>
+          <w:lang w:eastAsia="es-ES"/>
+        </w:rPr>
+        <w:t>Nivel B (muy importante)</w:t>
+      </w:r>
+    </w:p>
+    <w:p>
+      <w:pPr>
+        <w:tabs>
+          <w:tab w:val="left" w:pos="916"/>
+          <w:tab w:val="left" w:pos="1832"/>
+          <w:tab w:val="left" w:pos="2748"/>
+          <w:tab w:val="left" w:pos="3664"/>
+          <w:tab w:val="left" w:pos="4580"/>
+          <w:tab w:val="left" w:pos="5496"/>
+          <w:tab w:val="left" w:pos="6412"/>
+          <w:tab w:val="left" w:pos="7328"/>
+          <w:tab w:val="left" w:pos="8244"/>
+          <w:tab w:val="left" w:pos="9160"/>
+          <w:tab w:val="left" w:pos="10076"/>
+          <w:tab w:val="left" w:pos="10992"/>
+          <w:tab w:val="left" w:pos="11908"/>
+          <w:tab w:val="left" w:pos="12824"/>
+          <w:tab w:val="left" w:pos="13740"/>
+          <w:tab w:val="left" w:pos="14656"/>
+        </w:tabs>
+        <w:spacing w:after="0" w:line="240" w:lineRule="auto"/>
+        <w:rPr>
+          <w:rFonts w:ascii="Courier New" w:eastAsia="Times New Roman" w:hAnsi="Courier New" w:cs="Courier New"/>
+          <w:sz w:val="20"/>
+          <w:szCs w:val="20"/>
+          <w:lang w:eastAsia="es-ES"/>
+        </w:rPr>
+      </w:pPr>
+      <w:r>
+        <w:rPr>
+          <w:rFonts w:ascii="Courier New" w:eastAsia="Times New Roman" w:hAnsi="Courier New" w:cs="Courier New"/>
+          <w:sz w:val="20"/>
+          <w:szCs w:val="20"/>
+          <w:lang w:eastAsia="es-ES"/>
+        </w:rPr>
+        <w:t>10. Nakshatra de Rahu</w:t>
+      </w:r>
+      <w:r>
+        <w:rPr>
+          <w:rFonts w:ascii="Courier New" w:eastAsia="Times New Roman" w:hAnsi="Courier New" w:cs="Courier New"/>
+          <w:sz w:val="20"/>
+          <w:szCs w:val="20"/>
+          <w:lang w:eastAsia="es-ES"/>
+        </w:rPr>
+        <w:br/>
+        <w:t>11. Nakshatra de la Luna</w:t>
+      </w:r>
+      <w:r>
+        <w:rPr>
+          <w:rFonts w:ascii="Courier New" w:eastAsia="Times New Roman" w:hAnsi="Courier New" w:cs="Courier New"/>
+          <w:sz w:val="20"/>
+          <w:szCs w:val="20"/>
+          <w:lang w:eastAsia="es-ES"/>
+        </w:rPr>
+        <w:br/>
+        <w:t>12. Nakshatra de Mercurio</w:t>
+      </w:r>
+      <w:r>
+        <w:rPr>
+          <w:rFonts w:ascii="Courier New" w:eastAsia="Times New Roman" w:hAnsi="Courier New" w:cs="Courier New"/>
+          <w:sz w:val="20"/>
+          <w:szCs w:val="20"/>
+          <w:lang w:eastAsia="es-ES"/>
+        </w:rPr>
+        <w:br/>
+        <w:t>13. Nakshatra de Júpiter</w:t>
+      </w:r>
+      <w:r>
+        <w:rPr>
+          <w:rFonts w:ascii="Courier New" w:eastAsia="Times New Roman" w:hAnsi="Courier New" w:cs="Courier New"/>
+          <w:sz w:val="20"/>
+          <w:szCs w:val="20"/>
+          <w:lang w:eastAsia="es-ES"/>
+        </w:rPr>
+        <w:br/>
+        <w:t>14. Nakshatra de Marte</w:t>
+      </w:r>
+      <w:r>
+        <w:rPr>
+          <w:rFonts w:ascii="Courier New" w:eastAsia="Times New Roman" w:hAnsi="Courier New" w:cs="Courier New"/>
+          <w:sz w:val="20"/>
+          <w:szCs w:val="20"/>
+          <w:lang w:eastAsia="es-ES"/>
+        </w:rPr>
+        <w:br/>
+        <w:t>15. Regente del signo</w:t>
+      </w:r>
+      <w:r>
+        <w:rPr>
+          <w:rFonts w:ascii="Courier New" w:eastAsia="Times New Roman" w:hAnsi="Courier New" w:cs="Courier New"/>
+          <w:sz w:val="20"/>
+          <w:szCs w:val="20"/>
+          <w:lang w:eastAsia="es-ES"/>
+        </w:rPr>
+        <w:br/>
+        <w:t>16. Dignidad (exaltación, caída, domicilio)</w:t>
+      </w:r>
+      <w:r>
+        <w:rPr>
+          <w:rFonts w:ascii="Courier New" w:eastAsia="Times New Roman" w:hAnsi="Courier New" w:cs="Courier New"/>
+          <w:sz w:val="20"/>
+          <w:szCs w:val="20"/>
+          <w:lang w:eastAsia="es-ES"/>
+        </w:rPr>
+        <w:br/>
+        <w:t>17. Combustión solar</w:t>
+      </w:r>
+    </w:p>
+    <w:p>
+      <w:pPr>
+        <w:spacing w:before="100" w:beforeAutospacing="1" w:after="100" w:afterAutospacing="1" w:line="240" w:lineRule="auto"/>
+        <w:rPr>
+          <w:rFonts w:ascii="Times New Roman" w:eastAsia="Times New Roman" w:hAnsi="Times New Roman" w:cs="Times New Roman"/>
+          <w:sz w:val="24"/>
+          <w:szCs w:val="24"/>
+          <w:lang w:eastAsia="es-ES"/>
+        </w:rPr>
+      </w:pPr>
+      <w:r>
+        <w:rPr>
+          <w:rFonts w:ascii="Times New Roman" w:eastAsia="Times New Roman" w:hAnsi="Times New Roman" w:cs="Times New Roman"/>
+          <w:sz w:val="24"/>
+          <w:szCs w:val="24"/>
+          <w:lang w:eastAsia="es-ES"/>
+        </w:rPr>
+        <w:t>Aquí empiezas a contextualizar la energía.</w:t>
+      </w:r>
+    </w:p>
+    <w:p>
+      <w:pPr>
+        <w:spacing w:after="0" w:line="240" w:lineRule="auto"/>
+        <w:rPr>
+          <w:rFonts w:ascii="Times New Roman" w:eastAsia="Times New Roman" w:hAnsi="Times New Roman" w:cs="Times New Roman"/>
+          <w:sz w:val="24"/>
+          <w:szCs w:val="24"/>
+          <w:lang w:eastAsia="es-ES"/>
+        </w:rPr>
+      </w:pPr>
+      <w:r>
+        <w:rPr>
+          <w:rFonts w:ascii="Times New Roman" w:eastAsia="Times New Roman" w:hAnsi="Times New Roman" w:cs="Times New Roman"/>
+          <w:sz w:val="24"/>
+          <w:szCs w:val="24"/>
+          <w:lang w:eastAsia="es-ES"/>
+        </w:rPr>
+        <w:pict w14:anchorId="7692DD9B">
+          <v:rect id="_x0000_i1026" style="width:0;height:1.5pt" o:hralign="center" o:hrstd="t" o:hr="t" fillcolor="#a0a0a0" stroked="f"/>
+        </w:pict>
+      </w:r>
+    </w:p>
+    <w:p>
+      <w:pPr>
+        <w:spacing w:before="100" w:beforeAutospacing="1" w:after="100" w:afterAutospacing="1" w:line="240" w:lineRule="auto"/>
+        <w:outlineLvl w:val="2"/>
+        <w:rPr>
+          <w:rFonts w:ascii="Times New Roman" w:eastAsia="Times New Roman" w:hAnsi="Times New Roman" w:cs="Times New Roman"/>
+          <w:b/>
+          <w:bCs/>
+          <w:sz w:val="27"/>
+          <w:szCs w:val="27"/>
+          <w:lang w:eastAsia="es-ES"/>
+        </w:rPr>
+      </w:pPr>
+      <w:r>
+        <w:rPr>
+          <w:rFonts w:ascii="Times New Roman" w:eastAsia="Times New Roman" w:hAnsi="Times New Roman" w:cs="Times New Roman"/>
+          <w:b/>
+          <w:bCs/>
+          <w:sz w:val="27"/>
+          <w:szCs w:val="27"/>
+          <w:lang w:eastAsia="es-ES"/>
+        </w:rPr>
+        <w:t>Nivel C (importante)</w:t>
+      </w:r>
+    </w:p>
+    <w:p>
+      <w:pPr>
+        <w:tabs>
+          <w:tab w:val="left" w:pos="916"/>
+          <w:tab w:val="left" w:pos="1832"/>
+          <w:tab w:val="left" w:pos="2748"/>
+          <w:tab w:val="left" w:pos="3664"/>
+          <w:tab w:val="left" w:pos="4580"/>
+          <w:tab w:val="left" w:pos="5496"/>
+          <w:tab w:val="left" w:pos="6412"/>
+          <w:tab w:val="left" w:pos="7328"/>
+          <w:tab w:val="left" w:pos="8244"/>
+          <w:tab w:val="left" w:pos="9160"/>
+          <w:tab w:val="left" w:pos="10076"/>
+          <w:tab w:val="left" w:pos="10992"/>
+          <w:tab w:val="left" w:pos="11908"/>
+          <w:tab w:val="left" w:pos="12824"/>
+          <w:tab w:val="left" w:pos="13740"/>
+          <w:tab w:val="left" w:pos="14656"/>
+        </w:tabs>
+        <w:spacing w:after="0" w:line="240" w:lineRule="auto"/>
+        <w:rPr>
+          <w:rFonts w:ascii="Courier New" w:eastAsia="Times New Roman" w:hAnsi="Courier New" w:cs="Courier New"/>
+          <w:sz w:val="20"/>
+          <w:szCs w:val="20"/>
+          <w:lang w:eastAsia="es-ES"/>
+        </w:rPr>
+      </w:pPr>
+      <w:r>
+        <w:rPr>
+          <w:rFonts w:ascii="Courier New" w:eastAsia="Times New Roman" w:hAnsi="Courier New" w:cs="Courier New"/>
+          <w:sz w:val="20"/>
+          <w:szCs w:val="20"/>
+          <w:lang w:eastAsia="es-ES"/>
+        </w:rPr>
+        <w:t>18. Aspectos védicos especiales</w:t>
+      </w:r>
+      <w:r>
+        <w:rPr>
+          <w:rFonts w:ascii="Courier New" w:eastAsia="Times New Roman" w:hAnsi="Courier New" w:cs="Courier New"/>
+          <w:sz w:val="20"/>
+          <w:szCs w:val="20"/>
+          <w:lang w:eastAsia="es-ES"/>
+        </w:rPr>
+        <w:br/>
+        <w:t>19. Cambios de signo (ingresos)</w:t>
+      </w:r>
+      <w:r>
+        <w:rPr>
+          <w:rFonts w:ascii="Courier New" w:eastAsia="Times New Roman" w:hAnsi="Courier New" w:cs="Courier New"/>
+          <w:sz w:val="20"/>
+          <w:szCs w:val="20"/>
+          <w:lang w:eastAsia="es-ES"/>
+        </w:rPr>
+        <w:br/>
+        <w:t>20. Cambios de nakshatra</w:t>
+      </w:r>
+      <w:r>
+        <w:rPr>
+          <w:rFonts w:ascii="Courier New" w:eastAsia="Times New Roman" w:hAnsi="Courier New" w:cs="Courier New"/>
+          <w:sz w:val="20"/>
+          <w:szCs w:val="20"/>
+          <w:lang w:eastAsia="es-ES"/>
+        </w:rPr>
+        <w:br/>
+        <w:t>21. Inicio/fin de retrogradaciones</w:t>
+      </w:r>
+      <w:r>
+        <w:rPr>
+          <w:rFonts w:ascii="Courier New" w:eastAsia="Times New Roman" w:hAnsi="Courier New" w:cs="Courier New"/>
+          <w:sz w:val="20"/>
+          <w:szCs w:val="20"/>
+          <w:lang w:eastAsia="es-ES"/>
+        </w:rPr>
+        <w:br/>
+        <w:t>22. Presión fin de semana → lunes</w:t>
+      </w:r>
+      <w:r>
+        <w:rPr>
+          <w:rFonts w:ascii="Courier New" w:eastAsia="Times New Roman" w:hAnsi="Courier New" w:cs="Courier New"/>
+          <w:sz w:val="20"/>
+          <w:szCs w:val="20"/>
+          <w:lang w:eastAsia="es-ES"/>
+        </w:rPr>
+        <w:br/>
+        <w:t>23. Fase lunar</w:t>
+      </w:r>
+      <w:r>
+        <w:rPr>
+          <w:rFonts w:ascii="Courier New" w:eastAsia="Times New Roman" w:hAnsi="Courier New" w:cs="Courier New"/>
+          <w:sz w:val="20"/>
+          <w:szCs w:val="20"/>
+          <w:lang w:eastAsia="es-ES"/>
+        </w:rPr>
+        <w:br/>
+        <w:t>24. Tithi</w:t>
+      </w:r>
+    </w:p>
+    <w:p>
+      <w:pPr>
+        <w:spacing w:before="100" w:beforeAutospacing="1" w:after="100" w:afterAutospacing="1" w:line="240" w:lineRule="auto"/>
+        <w:rPr>
+          <w:rFonts w:ascii="Times New Roman" w:eastAsia="Times New Roman" w:hAnsi="Times New Roman" w:cs="Times New Roman"/>
+          <w:sz w:val="24"/>
+          <w:szCs w:val="24"/>
+          <w:lang w:eastAsia="es-ES"/>
+        </w:rPr>
+      </w:pPr>
+      <w:r>
+        <w:rPr>
+          <w:rFonts w:ascii="Times New Roman" w:eastAsia="Times New Roman" w:hAnsi="Times New Roman" w:cs="Times New Roman"/>
+          <w:sz w:val="24"/>
+          <w:szCs w:val="24"/>
+          <w:lang w:eastAsia="es-ES"/>
+        </w:rPr>
+        <w:t>Estos suelen marcar transiciones y giros.</w:t>
+      </w:r>
+    </w:p>
+    <w:p>
+      <w:pPr>
+        <w:spacing w:after="0" w:line="240" w:lineRule="auto"/>
+        <w:rPr>
+          <w:rFonts w:ascii="Times New Roman" w:eastAsia="Times New Roman" w:hAnsi="Times New Roman" w:cs="Times New Roman"/>
+          <w:sz w:val="24"/>
+          <w:szCs w:val="24"/>
+          <w:lang w:eastAsia="es-ES"/>
+        </w:rPr>
+      </w:pPr>
+      <w:r>
+        <w:rPr>
+          <w:rFonts w:ascii="Times New Roman" w:eastAsia="Times New Roman" w:hAnsi="Times New Roman" w:cs="Times New Roman"/>
+          <w:sz w:val="24"/>
+          <w:szCs w:val="24"/>
+          <w:lang w:eastAsia="es-ES"/>
+        </w:rPr>
+        <w:pict w14:anchorId="7B4C81EF">
+          <v:rect id="_x0000_i1027" style="width:0;height:1.5pt" o:hralign="center" o:hrstd="t" o:hr="t" fillcolor="#a0a0a0" stroked="f"/>
+        </w:pict>
+      </w:r>
+    </w:p>
+    <w:p>
+      <w:pPr>
+        <w:spacing w:before="100" w:beforeAutospacing="1" w:after="100" w:afterAutospacing="1" w:line="240" w:lineRule="auto"/>
+        <w:outlineLvl w:val="2"/>
+        <w:rPr>
+          <w:rFonts w:ascii="Times New Roman" w:eastAsia="Times New Roman" w:hAnsi="Times New Roman" w:cs="Times New Roman"/>
+          <w:b/>
+          <w:bCs/>
+          <w:sz w:val="27"/>
+          <w:szCs w:val="27"/>
+          <w:lang w:eastAsia="es-ES"/>
+        </w:rPr>
+      </w:pPr>
+      <w:r>
+        <w:rPr>
+          <w:rFonts w:ascii="Times New Roman" w:eastAsia="Times New Roman" w:hAnsi="Times New Roman" w:cs="Times New Roman"/>
+          <w:b/>
+          <w:bCs/>
+          <w:sz w:val="27"/>
+          <w:szCs w:val="27"/>
+          <w:lang w:eastAsia="es-ES"/>
+        </w:rPr>
+        <w:t>Nivel D (avanzado)</w:t>
+      </w:r>
+    </w:p>
+    <w:p>
+      <w:pPr>
+        <w:tabs>
+          <w:tab w:val="left" w:pos="916"/>
+          <w:tab w:val="left" w:pos="1832"/>
+          <w:tab w:val="left" w:pos="2748"/>
+          <w:tab w:val="left" w:pos="3664"/>
+          <w:tab w:val="left" w:pos="4580"/>
+          <w:tab w:val="left" w:pos="5496"/>
+          <w:tab w:val="left" w:pos="6412"/>
+          <w:tab w:val="left" w:pos="7328"/>
+          <w:tab w:val="left" w:pos="8244"/>
+          <w:tab w:val="left" w:pos="9160"/>
+          <w:tab w:val="left" w:pos="10076"/>
+          <w:tab w:val="left" w:pos="10992"/>
+          <w:tab w:val="left" w:pos="11908"/>
+          <w:tab w:val="left" w:pos="12824"/>
+          <w:tab w:val="left" w:pos="13740"/>
+          <w:tab w:val="left" w:pos="14656"/>
+        </w:tabs>
+        <w:spacing w:after="0" w:line="240" w:lineRule="auto"/>
+        <w:rPr>
+          <w:rFonts w:ascii="Courier New" w:eastAsia="Times New Roman" w:hAnsi="Courier New" w:cs="Courier New"/>
+          <w:sz w:val="20"/>
+          <w:szCs w:val="20"/>
+          <w:lang w:eastAsia="es-ES"/>
+        </w:rPr>
+      </w:pPr>
+      <w:r>
+        <w:rPr>
+          <w:rFonts w:ascii="Courier New" w:eastAsia="Times New Roman" w:hAnsi="Courier New" w:cs="Courier New"/>
+          <w:sz w:val="20"/>
+          <w:szCs w:val="20"/>
+          <w:lang w:eastAsia="es-ES"/>
+        </w:rPr>
+        <w:t>25. Dispositores (cadena de regentes)</w:t>
+      </w:r>
+      <w:r>
+        <w:rPr>
+          <w:rFonts w:ascii="Courier New" w:eastAsia="Times New Roman" w:hAnsi="Courier New" w:cs="Courier New"/>
+          <w:sz w:val="20"/>
+          <w:szCs w:val="20"/>
+          <w:lang w:eastAsia="es-ES"/>
+        </w:rPr>
+        <w:br/>
+        <w:t>26. Dominante real del cluster</w:t>
+      </w:r>
+      <w:r>
+        <w:rPr>
+          <w:rFonts w:ascii="Courier New" w:eastAsia="Times New Roman" w:hAnsi="Courier New" w:cs="Courier New"/>
+          <w:sz w:val="20"/>
+          <w:szCs w:val="20"/>
+          <w:lang w:eastAsia="es-ES"/>
+        </w:rPr>
+        <w:br/>
+        <w:t>27. Fuerza relativa de cada planeta</w:t>
+      </w:r>
+      <w:r>
+        <w:rPr>
+          <w:rFonts w:ascii="Courier New" w:eastAsia="Times New Roman" w:hAnsi="Courier New" w:cs="Courier New"/>
+          <w:sz w:val="20"/>
+          <w:szCs w:val="20"/>
+          <w:lang w:eastAsia="es-ES"/>
+        </w:rPr>
+        <w:br/>
+        <w:t>28. Aspectos múltiples simultáneos</w:t>
+      </w:r>
+      <w:r>
+        <w:rPr>
+          <w:rFonts w:ascii="Courier New" w:eastAsia="Times New Roman" w:hAnsi="Courier New" w:cs="Courier New"/>
+          <w:sz w:val="20"/>
+          <w:szCs w:val="20"/>
+          <w:lang w:eastAsia="es-ES"/>
+        </w:rPr>
+        <w:br/>
+        <w:t>29. Configuraciones raras</w:t>
+      </w:r>
+      <w:r>
+        <w:rPr>
+          <w:rFonts w:ascii="Courier New" w:eastAsia="Times New Roman" w:hAnsi="Courier New" w:cs="Courier New"/>
+          <w:sz w:val="20"/>
+          <w:szCs w:val="20"/>
+          <w:lang w:eastAsia="es-ES"/>
+        </w:rPr>
+        <w:br/>
+        <w:t>30. Yogas relevantes</w:t>
+      </w:r>
+    </w:p>
+    <w:p>
+      <w:pPr>
+        <w:spacing w:before="100" w:beforeAutospacing="1" w:after="100" w:afterAutospacing="1" w:line="240" w:lineRule="auto"/>
+        <w:rPr>
+          <w:rFonts w:ascii="Times New Roman" w:eastAsia="Times New Roman" w:hAnsi="Times New Roman" w:cs="Times New Roman"/>
+          <w:sz w:val="24"/>
+          <w:szCs w:val="24"/>
+          <w:lang w:eastAsia="es-ES"/>
+        </w:rPr>
+      </w:pPr>
+      <w:r>
+        <w:rPr>
+          <w:rFonts w:ascii="Times New Roman" w:eastAsia="Times New Roman" w:hAnsi="Times New Roman" w:cs="Times New Roman"/>
+          <w:sz w:val="24"/>
+          <w:szCs w:val="24"/>
+          <w:lang w:eastAsia="es-ES"/>
+        </w:rPr>
+        <w:lastRenderedPageBreak/>
+        <w:t>Aquí el motor empieza a entender estructuras complejas.</w:t>
+      </w:r>
+    </w:p>
+    <w:p>
+      <w:pPr>
+        <w:spacing w:after="0" w:line="240" w:lineRule="auto"/>
+        <w:rPr>
+          <w:rFonts w:ascii="Times New Roman" w:eastAsia="Times New Roman" w:hAnsi="Times New Roman" w:cs="Times New Roman"/>
+          <w:sz w:val="24"/>
+          <w:szCs w:val="24"/>
+          <w:lang w:eastAsia="es-ES"/>
+        </w:rPr>
+      </w:pPr>
+      <w:r>
+        <w:rPr>
+          <w:rFonts w:ascii="Times New Roman" w:eastAsia="Times New Roman" w:hAnsi="Times New Roman" w:cs="Times New Roman"/>
+          <w:sz w:val="24"/>
+          <w:szCs w:val="24"/>
+          <w:lang w:eastAsia="es-ES"/>
+        </w:rPr>
+        <w:pict w14:anchorId="4121AD21">
+          <v:rect id="_x0000_i1028" style="width:0;height:1.5pt" o:hralign="center" o:hrstd="t" o:hr="t" fillcolor="#a0a0a0" stroked="f"/>
+        </w:pict>
+      </w:r>
+    </w:p>
+    <w:p>
+      <w:pPr>
+        <w:spacing w:before="100" w:beforeAutospacing="1" w:after="100" w:afterAutospacing="1" w:line="240" w:lineRule="auto"/>
+        <w:outlineLvl w:val="2"/>
+        <w:rPr>
+          <w:rFonts w:ascii="Times New Roman" w:eastAsia="Times New Roman" w:hAnsi="Times New Roman" w:cs="Times New Roman"/>
+          <w:b/>
+          <w:bCs/>
+          <w:sz w:val="27"/>
+          <w:szCs w:val="27"/>
+          <w:lang w:eastAsia="es-ES"/>
+        </w:rPr>
+      </w:pPr>
+      <w:r>
+        <w:rPr>
+          <w:rFonts w:ascii="Times New Roman" w:eastAsia="Times New Roman" w:hAnsi="Times New Roman" w:cs="Times New Roman"/>
+          <w:b/>
+          <w:bCs/>
+          <w:sz w:val="27"/>
+          <w:szCs w:val="27"/>
+          <w:lang w:eastAsia="es-ES"/>
+        </w:rPr>
+        <w:t>Nivel E (muy avanzado)</w:t>
+      </w:r>
+    </w:p>
+    <w:p>
+      <w:pPr>
+        <w:tabs>
+          <w:tab w:val="left" w:pos="916"/>
+          <w:tab w:val="left" w:pos="1832"/>
+          <w:tab w:val="left" w:pos="2748"/>
+          <w:tab w:val="left" w:pos="3664"/>
+          <w:tab w:val="left" w:pos="4580"/>
+          <w:tab w:val="left" w:pos="5496"/>
+          <w:tab w:val="left" w:pos="6412"/>
+          <w:tab w:val="left" w:pos="7328"/>
+          <w:tab w:val="left" w:pos="8244"/>
+          <w:tab w:val="left" w:pos="9160"/>
+          <w:tab w:val="left" w:pos="10076"/>
+          <w:tab w:val="left" w:pos="10992"/>
+          <w:tab w:val="left" w:pos="11908"/>
+          <w:tab w:val="left" w:pos="12824"/>
+          <w:tab w:val="left" w:pos="13740"/>
+          <w:tab w:val="left" w:pos="14656"/>
+        </w:tabs>
+        <w:spacing w:after="0" w:line="240" w:lineRule="auto"/>
+        <w:rPr>
+          <w:rFonts w:ascii="Courier New" w:eastAsia="Times New Roman" w:hAnsi="Courier New" w:cs="Courier New"/>
+          <w:sz w:val="20"/>
+          <w:szCs w:val="20"/>
+          <w:lang w:eastAsia="es-ES"/>
+        </w:rPr>
+      </w:pPr>
+      <w:r>
+        <w:rPr>
+          <w:rFonts w:ascii="Courier New" w:eastAsia="Times New Roman" w:hAnsi="Courier New" w:cs="Courier New"/>
+          <w:sz w:val="20"/>
+          <w:szCs w:val="20"/>
+          <w:lang w:eastAsia="es-ES"/>
+        </w:rPr>
+        <w:t>31. Vargas (Navamsa, Dasamsa...)</w:t>
+      </w:r>
+      <w:r>
+        <w:rPr>
+          <w:rFonts w:ascii="Courier New" w:eastAsia="Times New Roman" w:hAnsi="Courier New" w:cs="Courier New"/>
+          <w:sz w:val="20"/>
+          <w:szCs w:val="20"/>
+          <w:lang w:eastAsia="es-ES"/>
+        </w:rPr>
+        <w:br/>
+        <w:t>32. Shadbala</w:t>
+      </w:r>
+      <w:r>
+        <w:rPr>
+          <w:rFonts w:ascii="Courier New" w:eastAsia="Times New Roman" w:hAnsi="Courier New" w:cs="Courier New"/>
+          <w:sz w:val="20"/>
+          <w:szCs w:val="20"/>
+          <w:lang w:eastAsia="es-ES"/>
+        </w:rPr>
+        <w:br/>
+        <w:t>33. Ashtakavarga</w:t>
+      </w:r>
+      <w:r>
+        <w:rPr>
+          <w:rFonts w:ascii="Courier New" w:eastAsia="Times New Roman" w:hAnsi="Courier New" w:cs="Courier New"/>
+          <w:sz w:val="20"/>
+          <w:szCs w:val="20"/>
+          <w:lang w:eastAsia="es-ES"/>
+        </w:rPr>
+        <w:br/>
+        <w:t>34. Argalas</w:t>
+      </w:r>
+      <w:r>
+        <w:rPr>
+          <w:rFonts w:ascii="Courier New" w:eastAsia="Times New Roman" w:hAnsi="Courier New" w:cs="Courier New"/>
+          <w:sz w:val="20"/>
+          <w:szCs w:val="20"/>
+          <w:lang w:eastAsia="es-ES"/>
+        </w:rPr>
+        <w:br/>
+        <w:t>35. Yogini/Narayana Dasha</w:t>
+      </w:r>
+      <w:r>
+        <w:rPr>
+          <w:rFonts w:ascii="Courier New" w:eastAsia="Times New Roman" w:hAnsi="Courier New" w:cs="Courier New"/>
+          <w:sz w:val="20"/>
+          <w:szCs w:val="20"/>
+          <w:lang w:eastAsia="es-ES"/>
+        </w:rPr>
+        <w:br/>
+        <w:t>36. Ciclos compuestos</w:t>
+      </w:r>
+    </w:p>
+    <w:p>
+      <w:pPr>
+        <w:spacing w:before="100" w:beforeAutospacing="1" w:after="100" w:afterAutospacing="1" w:line="240" w:lineRule="auto"/>
+        <w:rPr>
+          <w:rFonts w:ascii="Times New Roman" w:eastAsia="Times New Roman" w:hAnsi="Times New Roman" w:cs="Times New Roman"/>
+          <w:sz w:val="24"/>
+          <w:szCs w:val="24"/>
+          <w:lang w:eastAsia="es-ES"/>
+        </w:rPr>
+      </w:pPr>
+      <w:r>
+        <w:rPr>
+          <w:rFonts w:ascii="Times New Roman" w:eastAsia="Times New Roman" w:hAnsi="Times New Roman" w:cs="Times New Roman"/>
+          <w:sz w:val="24"/>
+          <w:szCs w:val="24"/>
+          <w:lang w:eastAsia="es-ES"/>
+        </w:rPr>
+        <w:t>Mucha complejidad y rendimiento incierto para mercados.</w:t>
+      </w:r>
+    </w:p>
+    <w:p>
+      <w:pPr>
+        <w:spacing w:after="0" w:line="240" w:lineRule="auto"/>
+        <w:rPr>
+          <w:rFonts w:ascii="Times New Roman" w:eastAsia="Times New Roman" w:hAnsi="Times New Roman" w:cs="Times New Roman"/>
+          <w:sz w:val="24"/>
+          <w:szCs w:val="24"/>
+          <w:lang w:eastAsia="es-ES"/>
+        </w:rPr>
+      </w:pPr>
+      <w:r>
+        <w:rPr>
+          <w:rFonts w:ascii="Times New Roman" w:eastAsia="Times New Roman" w:hAnsi="Times New Roman" w:cs="Times New Roman"/>
+          <w:sz w:val="24"/>
+          <w:szCs w:val="24"/>
+          <w:lang w:eastAsia="es-ES"/>
+        </w:rPr>
+        <w:pict w14:anchorId="43FB95D7">
+          <v:rect id="_x0000_i1029" style="width:0;height:1.5pt" o:hralign="center" o:hrstd="t" o:hr="t" fillcolor="#a0a0a0" stroked="f"/>
+        </w:pict>
+      </w:r>
+    </w:p>
+    <w:p>
+      <w:pPr>
+        <w:spacing w:before="100" w:beforeAutospacing="1" w:after="100" w:afterAutospacing="1" w:line="240" w:lineRule="auto"/>
+        <w:outlineLvl w:val="2"/>
+        <w:rPr>
+          <w:rFonts w:ascii="Times New Roman" w:eastAsia="Times New Roman" w:hAnsi="Times New Roman" w:cs="Times New Roman"/>
+          <w:b/>
+          <w:bCs/>
+          <w:sz w:val="27"/>
+          <w:szCs w:val="27"/>
+          <w:lang w:eastAsia="es-ES"/>
+        </w:rPr>
+      </w:pPr>
+      <w:r>
+        <w:rPr>
+          <w:rFonts w:ascii="Times New Roman" w:eastAsia="Times New Roman" w:hAnsi="Times New Roman" w:cs="Times New Roman"/>
+          <w:b/>
+          <w:bCs/>
+          <w:sz w:val="27"/>
+          <w:szCs w:val="27"/>
+          <w:lang w:eastAsia="es-ES"/>
+        </w:rPr>
+        <w:t>Si tuviera que construir AstroFinance desde cero</w:t>
+      </w:r>
+    </w:p>
+    <w:p>
+      <w:pPr>
+        <w:spacing w:before="100" w:beforeAutospacing="1" w:after="100" w:afterAutospacing="1" w:line="240" w:lineRule="auto"/>
+        <w:rPr>
+          <w:rFonts w:ascii="Times New Roman" w:eastAsia="Times New Roman" w:hAnsi="Times New Roman" w:cs="Times New Roman"/>
+          <w:sz w:val="24"/>
+          <w:szCs w:val="24"/>
+          <w:lang w:eastAsia="es-ES"/>
+        </w:rPr>
+      </w:pPr>
+      <w:r>
+        <w:rPr>
+          <w:rFonts w:ascii="Times New Roman" w:eastAsia="Times New Roman" w:hAnsi="Times New Roman" w:cs="Times New Roman"/>
+          <w:sz w:val="24"/>
+          <w:szCs w:val="24"/>
+          <w:lang w:eastAsia="es-ES"/>
+        </w:rPr>
+        <w:t>El orden sería:</w:t>
+      </w:r>
+    </w:p>
+    <w:p>
+      <w:pPr>
+        <w:tabs>
+          <w:tab w:val="left" w:pos="916"/>
+          <w:tab w:val="left" w:pos="1832"/>
+          <w:tab w:val="left" w:pos="2748"/>
+          <w:tab w:val="left" w:pos="3664"/>
+          <w:tab w:val="left" w:pos="4580"/>
+          <w:tab w:val="left" w:pos="5496"/>
+          <w:tab w:val="left" w:pos="6412"/>
+          <w:tab w:val="left" w:pos="7328"/>
+          <w:tab w:val="left" w:pos="8244"/>
+          <w:tab w:val="left" w:pos="9160"/>
+          <w:tab w:val="left" w:pos="10076"/>
+          <w:tab w:val="left" w:pos="10992"/>
+          <w:tab w:val="left" w:pos="11908"/>
+          <w:tab w:val="left" w:pos="12824"/>
+          <w:tab w:val="left" w:pos="13740"/>
+          <w:tab w:val="left" w:pos="14656"/>
+        </w:tabs>
+        <w:spacing w:after="0" w:line="240" w:lineRule="auto"/>
+        <w:rPr>
+          <w:rFonts w:ascii="Courier New" w:eastAsia="Times New Roman" w:hAnsi="Courier New" w:cs="Courier New"/>
+          <w:sz w:val="20"/>
+          <w:szCs w:val="20"/>
+          <w:lang w:eastAsia="es-ES"/>
+        </w:rPr>
+      </w:pPr>
+      <w:r>
+        <w:rPr>
+          <w:rFonts w:ascii="Courier New" w:eastAsia="Times New Roman" w:hAnsi="Courier New" w:cs="Courier New"/>
+          <w:sz w:val="20"/>
+          <w:szCs w:val="20"/>
+          <w:lang w:eastAsia="es-ES"/>
+        </w:rPr>
+        <w:t>1. Relaciones + aspectos</w:t>
+      </w:r>
+      <w:r>
+        <w:rPr>
+          <w:rFonts w:ascii="Courier New" w:eastAsia="Times New Roman" w:hAnsi="Courier New" w:cs="Courier New"/>
+          <w:sz w:val="20"/>
+          <w:szCs w:val="20"/>
+          <w:lang w:eastAsia="es-ES"/>
+        </w:rPr>
+        <w:br/>
+        <w:t>2. Retrogradaciones</w:t>
+      </w:r>
+      <w:r>
+        <w:rPr>
+          <w:rFonts w:ascii="Courier New" w:eastAsia="Times New Roman" w:hAnsi="Courier New" w:cs="Courier New"/>
+          <w:sz w:val="20"/>
+          <w:szCs w:val="20"/>
+          <w:lang w:eastAsia="es-ES"/>
+        </w:rPr>
+        <w:br/>
+        <w:t>3. Signos</w:t>
+      </w:r>
+      <w:r>
+        <w:rPr>
+          <w:rFonts w:ascii="Courier New" w:eastAsia="Times New Roman" w:hAnsi="Courier New" w:cs="Courier New"/>
+          <w:sz w:val="20"/>
+          <w:szCs w:val="20"/>
+          <w:lang w:eastAsia="es-ES"/>
+        </w:rPr>
+        <w:br/>
+        <w:t>4. Clusters</w:t>
+      </w:r>
+      <w:r>
+        <w:rPr>
+          <w:rFonts w:ascii="Courier New" w:eastAsia="Times New Roman" w:hAnsi="Courier New" w:cs="Courier New"/>
+          <w:sz w:val="20"/>
+          <w:szCs w:val="20"/>
+          <w:lang w:eastAsia="es-ES"/>
+        </w:rPr>
+        <w:br/>
+        <w:t>5. Nakshatras</w:t>
+      </w:r>
+      <w:r>
+        <w:rPr>
+          <w:rFonts w:ascii="Courier New" w:eastAsia="Times New Roman" w:hAnsi="Courier New" w:cs="Courier New"/>
+          <w:sz w:val="20"/>
+          <w:szCs w:val="20"/>
+          <w:lang w:eastAsia="es-ES"/>
+        </w:rPr>
+        <w:br/>
+        <w:t>6. Dignidades</w:t>
+      </w:r>
+      <w:r>
+        <w:rPr>
+          <w:rFonts w:ascii="Courier New" w:eastAsia="Times New Roman" w:hAnsi="Courier New" w:cs="Courier New"/>
+          <w:sz w:val="20"/>
+          <w:szCs w:val="20"/>
+          <w:lang w:eastAsia="es-ES"/>
+        </w:rPr>
+        <w:br/>
+        <w:t>7. Regentes</w:t>
+      </w:r>
+      <w:r>
+        <w:rPr>
+          <w:rFonts w:ascii="Courier New" w:eastAsia="Times New Roman" w:hAnsi="Courier New" w:cs="Courier New"/>
+          <w:sz w:val="20"/>
+          <w:szCs w:val="20"/>
+          <w:lang w:eastAsia="es-ES"/>
+        </w:rPr>
+        <w:br/>
+        <w:t>8. Cambios de estado (ingresos, retro, nakshatra)</w:t>
+      </w:r>
+      <w:r>
+        <w:rPr>
+          <w:rFonts w:ascii="Courier New" w:eastAsia="Times New Roman" w:hAnsi="Courier New" w:cs="Courier New"/>
+          <w:sz w:val="20"/>
+          <w:szCs w:val="20"/>
+          <w:lang w:eastAsia="es-ES"/>
+        </w:rPr>
+        <w:br/>
+        <w:t>9. Luna/Tithi</w:t>
+      </w:r>
+      <w:r>
+        <w:rPr>
+          <w:rFonts w:ascii="Courier New" w:eastAsia="Times New Roman" w:hAnsi="Courier New" w:cs="Courier New"/>
+          <w:sz w:val="20"/>
+          <w:szCs w:val="20"/>
+          <w:lang w:eastAsia="es-ES"/>
+        </w:rPr>
+        <w:br/>
+        <w:t>10. Combustión</w:t>
+      </w:r>
+      <w:r>
+        <w:rPr>
+          <w:rFonts w:ascii="Courier New" w:eastAsia="Times New Roman" w:hAnsi="Courier New" w:cs="Courier New"/>
+          <w:sz w:val="20"/>
+          <w:szCs w:val="20"/>
+          <w:lang w:eastAsia="es-ES"/>
+        </w:rPr>
+        <w:br/>
+        <w:t>11. Dispositores</w:t>
+      </w:r>
+      <w:r>
+        <w:rPr>
+          <w:rFonts w:ascii="Courier New" w:eastAsia="Times New Roman" w:hAnsi="Courier New" w:cs="Courier New"/>
+          <w:sz w:val="20"/>
+          <w:szCs w:val="20"/>
+          <w:lang w:eastAsia="es-ES"/>
+        </w:rPr>
+        <w:br/>
+        <w:t>12. Yogas</w:t>
+      </w:r>
+    </w:p>
+    <w:p>
+      <w:pPr>
+        <w:spacing w:before="100" w:beforeAutospacing="1" w:after="100" w:afterAutospacing="1" w:line="240" w:lineRule="auto"/>
+        <w:rPr>
+          <w:rFonts w:ascii="Times New Roman" w:eastAsia="Times New Roman" w:hAnsi="Times New Roman" w:cs="Times New Roman"/>
+          <w:b/>
+          <w:bCs/>
+          <w:color w:val="FF0000"/>
+          <w:sz w:val="24"/>
+          <w:szCs w:val="24"/>
+          <w:lang w:eastAsia="es-ES"/>
+        </w:rPr>
+      </w:pPr>
     </w:p>
     <w:sectPr>
       <w:pgSz w:w="11906" w:h="16838"/>
@@ -1959,6 +3009,26 @@
     <w:name w:val="Normal"/>
     <w:qFormat/>
   </w:style>
+  <w:style w:type="paragraph" w:styleId="Ttulo3">
+    <w:name w:val="heading 3"/>
+    <w:basedOn w:val="Normal"/>
+    <w:link w:val="Ttulo3Car"/>
+    <w:uiPriority w:val="9"/>
+    <w:qFormat/>
+    <w:rsid w:val="00E17130"/>
+    <w:pPr>
+      <w:spacing w:before="100" w:beforeAutospacing="1" w:after="100" w:afterAutospacing="1" w:line="240" w:lineRule="auto"/>
+      <w:outlineLvl w:val="2"/>
+    </w:pPr>
+    <w:rPr>
+      <w:rFonts w:ascii="Times New Roman" w:eastAsia="Times New Roman" w:hAnsi="Times New Roman" w:cs="Times New Roman"/>
+      <w:b/>
+      <w:bCs/>
+      <w:sz w:val="27"/>
+      <w:szCs w:val="27"/>
+      <w:lang w:eastAsia="es-ES"/>
+    </w:rPr>
+  </w:style>
   <w:style w:type="character" w:default="1" w:styleId="Fuentedeprrafopredeter">
     <w:name w:val="Default Paragraph Font"/>
     <w:uiPriority w:val="1"/>
@@ -2012,6 +3082,84 @@
     <w:rPr>
       <w:b/>
       <w:bCs/>
+    </w:rPr>
+  </w:style>
+  <w:style w:type="character" w:customStyle="1" w:styleId="Ttulo3Car">
+    <w:name w:val="Título 3 Car"/>
+    <w:basedOn w:val="Fuentedeprrafopredeter"/>
+    <w:link w:val="Ttulo3"/>
+    <w:uiPriority w:val="9"/>
+    <w:rsid w:val="00E17130"/>
+    <w:rPr>
+      <w:rFonts w:ascii="Times New Roman" w:eastAsia="Times New Roman" w:hAnsi="Times New Roman" w:cs="Times New Roman"/>
+      <w:b/>
+      <w:bCs/>
+      <w:sz w:val="27"/>
+      <w:szCs w:val="27"/>
+      <w:lang w:eastAsia="es-ES"/>
+    </w:rPr>
+  </w:style>
+  <w:style w:type="paragraph" w:styleId="HTMLconformatoprevio">
+    <w:name w:val="HTML Preformatted"/>
+    <w:basedOn w:val="Normal"/>
+    <w:link w:val="HTMLconformatoprevioCar"/>
+    <w:uiPriority w:val="99"/>
+    <w:semiHidden/>
+    <w:unhideWhenUsed/>
+    <w:rsid w:val="00E17130"/>
+    <w:pPr>
+      <w:tabs>
+        <w:tab w:val="left" w:pos="916"/>
+        <w:tab w:val="left" w:pos="1832"/>
+        <w:tab w:val="left" w:pos="2748"/>
+        <w:tab w:val="left" w:pos="3664"/>
+        <w:tab w:val="left" w:pos="4580"/>
+        <w:tab w:val="left" w:pos="5496"/>
+        <w:tab w:val="left" w:pos="6412"/>
+        <w:tab w:val="left" w:pos="7328"/>
+        <w:tab w:val="left" w:pos="8244"/>
+        <w:tab w:val="left" w:pos="9160"/>
+        <w:tab w:val="left" w:pos="10076"/>
+        <w:tab w:val="left" w:pos="10992"/>
+        <w:tab w:val="left" w:pos="11908"/>
+        <w:tab w:val="left" w:pos="12824"/>
+        <w:tab w:val="left" w:pos="13740"/>
+        <w:tab w:val="left" w:pos="14656"/>
+      </w:tabs>
+      <w:spacing w:after="0" w:line="240" w:lineRule="auto"/>
+    </w:pPr>
+    <w:rPr>
+      <w:rFonts w:ascii="Courier New" w:eastAsia="Times New Roman" w:hAnsi="Courier New" w:cs="Courier New"/>
+      <w:sz w:val="20"/>
+      <w:szCs w:val="20"/>
+      <w:lang w:eastAsia="es-ES"/>
+    </w:rPr>
+  </w:style>
+  <w:style w:type="character" w:customStyle="1" w:styleId="HTMLconformatoprevioCar">
+    <w:name w:val="HTML con formato previo Car"/>
+    <w:basedOn w:val="Fuentedeprrafopredeter"/>
+    <w:link w:val="HTMLconformatoprevio"/>
+    <w:uiPriority w:val="99"/>
+    <w:semiHidden/>
+    <w:rsid w:val="00E17130"/>
+    <w:rPr>
+      <w:rFonts w:ascii="Courier New" w:eastAsia="Times New Roman" w:hAnsi="Courier New" w:cs="Courier New"/>
+      <w:sz w:val="20"/>
+      <w:szCs w:val="20"/>
+      <w:lang w:eastAsia="es-ES"/>
+    </w:rPr>
+  </w:style>
+  <w:style w:type="character" w:styleId="CdigoHTML">
+    <w:name w:val="HTML Code"/>
+    <w:basedOn w:val="Fuentedeprrafopredeter"/>
+    <w:uiPriority w:val="99"/>
+    <w:semiHidden/>
+    <w:unhideWhenUsed/>
+    <w:rsid w:val="00E17130"/>
+    <w:rPr>
+      <w:rFonts w:ascii="Courier New" w:eastAsia="Times New Roman" w:hAnsi="Courier New" w:cs="Courier New"/>
+      <w:sz w:val="20"/>
+      <w:szCs w:val="20"/>
     </w:rPr>
   </w:style>
 </w:styles>
